--- a/tillsyn/A 7960-2023 tillsynsbegäran.docx
+++ b/tillsyn/A 7960-2023 tillsynsbegäran.docx
@@ -307,7 +307,7 @@
     <w:r>
       <w:tab/>
       <w:tab/>
-      <w:t>2026-06-18</w:t>
+      <w:t>2026-06-19</w:t>
       <w:br/>
       <w:br/>
     </w:r>

--- a/tillsyn/A 7960-2023 tillsynsbegäran.docx
+++ b/tillsyn/A 7960-2023 tillsynsbegäran.docx
@@ -307,7 +307,7 @@
     <w:r>
       <w:tab/>
       <w:tab/>
-      <w:t>2026-06-19</w:t>
+      <w:t>2026-06-20</w:t>
       <w:br/>
       <w:br/>
     </w:r>

--- a/tillsyn/A 7960-2023 tillsynsbegäran.docx
+++ b/tillsyn/A 7960-2023 tillsynsbegäran.docx
@@ -12,10 +12,7 @@
     </w:p>
     <w:p>
       <w:r>
-        <w:t>Detta dokument behandlar höga naturvärden i avverkningsanmälan A 7960-2023 i Borgholms kommun som inkom 2023-02-16 och omfattar 2,1 ha.</w:t>
-      </w:r>
-      <w:r>
-        <w:t xml:space="preserve"> I Figur 1 visas fyndplatser för naturvårdsarter i området, som finns registrerade på Artportalen.</w:t>
+        <w:t>Denna tillsynsbegäran behandlar höga naturvärden i avverkningsanmälan A 7960-2023 i Borgholms kommun som inkom 2023-02-16 och omfattar 2,1 ha.</w:t>
       </w:r>
     </w:p>
     <w:p>
@@ -25,7 +22,7 @@
       <w:r>
         <w:drawing>
           <wp:inline xmlns:a="http://schemas.openxmlformats.org/drawingml/2006/main" xmlns:pic="http://schemas.openxmlformats.org/drawingml/2006/picture">
-            <wp:extent cx="4843596" cy="5688000"/>
+            <wp:extent cx="4874252" cy="5724000"/>
             <wp:docPr id="1" name="Picture 1"/>
             <wp:cNvGraphicFramePr>
               <a:graphicFrameLocks noChangeAspect="1"/>
@@ -46,7 +43,7 @@
                   <pic:spPr>
                     <a:xfrm>
                       <a:off x="0" y="0"/>
-                      <a:ext cx="4843596" cy="5688000"/>
+                      <a:ext cx="4874252" cy="5724000"/>
                     </a:xfrm>
                     <a:prstGeom prst="rect"/>
                   </pic:spPr>
@@ -63,7 +60,20 @@
         <w:spacing w:after="240"/>
       </w:pPr>
       <w:r>
-        <w:t>Figur 1. Fyndplatser för naturvårdsarter inom 25 meter från avverkningsanmälan (röd linje). Inom parentes anges rödlistekategorier, S för signalarter, Tför typiska arter och fridlysningsparagrafer i artskyddsförordningen.Markörer utan svart kant är placerade på fyndplatsen. Markörer med svart kant är placerade vid sidan av fyndplatsen och har ett svart streck som visar fyndplatsens exakta position. Kartans mittpunktskoordinat är N 6285390, E 599122 i SWEREF 99 TM.</w:t>
+        <w:t>Figur 1. Fyndplatser för naturvårdsarter inom 25 meter från avverkningsanmälan. Markörer utan svart kant är placerade på fyndplatsen. Markörer med svart kant är placerade vid sidan av fyndplatsen har ett svart streck som visar fyndplatsens exakta position. Kartans mittpunktskoordinat är N 6285390, E 599122 i SWEREF 99 TM.</w:t>
+      </w:r>
+    </w:p>
+    <w:p>
+      <w:r>
+        <w:t>Inom 25 meter från avverkningsanmälan finns fynd av 4 naturvårdsarter, varav 3 är rödlistade, 2 är typiska (T) och 1 är signalart (S): vresalm (CR), pilfotsspindling (NT), vippärt (NT, T) och strävlosta (S, T). Se Figur 1.</w:t>
+      </w:r>
+    </w:p>
+    <w:p>
+      <w:pPr>
+        <w:pStyle w:val="Heading1"/>
+      </w:pPr>
+      <w:r>
+        <w:t>Tillsynsbegäran</w:t>
       </w:r>
     </w:p>
     <w:p>
@@ -77,26 +87,27 @@
       </w:r>
     </w:p>
     <w:p>
-      <w:r>
-        <w:t>Nedan beskrivs fynd av naturvårdsarter som gjorts i det avverkningsanmälda området.</w:t>
-      </w:r>
-    </w:p>
-    <w:p>
       <w:pPr>
         <w:pStyle w:val="Heading1"/>
       </w:pPr>
       <w:r>
-        <w:t>Naturvårdsarter</w:t>
+        <w:t>Naturvårdsarter och fridlysta arter</w:t>
       </w:r>
     </w:p>
     <w:p>
       <w:r>
-        <w:t>Inom 25 meter från avverkningsanmälan har följande 4 naturvårdsarter hittats: vresalm (CR), pilfotsspindling (NT), vippärt (NT, T) och strävlosta (S, T). Av dessa är 3 rödlistade. För rödlistade arter har rödlistekategorin angivits inom parentes. Arter som är signalarter enligt Skogsstyrelsen har markerats med (S). Typiska arter inom Natura 2000 som är kopplade till skogsekosystem har markerats med (T).</w:t>
+        <w:t>Nedan följer beskrivningar av de naturvårdsarter och fridlysta arter som har sina livsmiljöer och växtplatser i den avverkningsanmälda skogen. De påträffade naturvårdsarterna är ett tydligt kvitto på att det rör sig om en skog med höga naturvärden.</w:t>
       </w:r>
     </w:p>
     <w:p>
       <w:r>
-        <w:t>De påträffade naturvårdsarterna är ett tydligt kvitto på att det rör sig om en skog med höga naturvärden.</w:t>
+        <w:rPr>
+          <w:b/>
+        </w:rPr>
+        <w:t>Vresalm (CR</w:t>
+      </w:r>
+      <w:r>
+        <w:t>) förekommer i Sverige endast på Öland där den växer på fuktig, tidvis våt skogsmark som ofta är näringsrik och lerig. Det ytliga rotsystemet gör att den till skillnad från andra almar tål att växa på ställen där marken tidvis är vattendränkt och således syrefattig. Skogsägare bör uppmärksammas på fynd av vresalm på sina marker så att träden inte huggs ner av misstag. Vresalm är globalt rödlistad som DD (Data Deficient) vilket medför ett internationellt ansvar för arten (SLU Artdatabanken, 2024; IUCN, 2017).</w:t>
       </w:r>
     </w:p>
     <w:p>
@@ -108,35 +119,6 @@
       </w:r>
       <w:r>
         <w:t>är en mycket sällsynt art som bildar mykorrhiza med främst ek, sällsynt även hassel, bok och lind i ängsekskog, hässlen, löväng och blandad ädellövskog på kalkrik mark. Kalavverkning och gallring är de främsta hoten. Arten är så sällsynt att även mindre ingrepp i miljön på de fläckar där den förekommer, t.ex. gallring som medför att mykorrhiza-partnern avlägsnas, kan innebära att den försvinner. Om arten påträffas utanför naturreservat bör även dessa platser säkerställas. Arten kan långsiktigt gynnas av att fler områden med ädellövskog på kalkrik mark bevaras och att skogsbruk där helt undviks (SLU Artdatabanken, 2026).</w:t>
-      </w:r>
-    </w:p>
-    <w:p>
-      <w:r>
-        <w:rPr>
-          <w:b/>
-        </w:rPr>
-        <w:t xml:space="preserve">Strävlosta </w:t>
-      </w:r>
-      <w:r>
-        <w:t xml:space="preserve">är ett sällsynt och exklusivt lundgräs som växer i extremrika ädellundskogar och lundar, men även i extremrika kalkbarrskogar. Arten är placerad högst upp i Skogsstyrelsens värdepyramid för bedömning av skog med höga naturvärden och på växtplatserna finns normalt många andra rödlistade och hotade arter. Strävlosta är typisk art för </w:t>
-      </w:r>
-      <w:r>
-        <w:rPr>
-          <w:i/>
-        </w:rPr>
-        <w:t xml:space="preserve">9050 Näringsrik granskog, 9020 Nordlig ädellövskog, 9130 Näringsrik bokskog </w:t>
-      </w:r>
-      <w:r>
-        <w:t xml:space="preserve">och </w:t>
-      </w:r>
-      <w:r>
-        <w:rPr>
-          <w:i/>
-        </w:rPr>
-        <w:t>9180 Ädellövskog i branter</w:t>
-      </w:r>
-      <w:r>
-        <w:t xml:space="preserve"> (Nitare &amp; Skogsstyrelsen, 2019; SLU Artdatabanken, 2025).</w:t>
       </w:r>
     </w:p>
     <w:p>
@@ -173,10 +155,28 @@
         <w:rPr>
           <w:b/>
         </w:rPr>
-        <w:t>Vresalm (CR</w:t>
+        <w:t xml:space="preserve">Strävlosta </w:t>
       </w:r>
       <w:r>
-        <w:t>) förekommer i Sverige endast på Öland där den växer på fuktig, tidvis våt skogsmark som ofta är näringsrik och lerig. Det ytliga rotsystemet gör att den till skillnad från andra almar tål att växa på ställen där marken tidvis är vattendränkt och således syrefattig. Skogsägare bör uppmärksammas på fynd av vresalm på sina marker så att träden inte huggs ner av misstag. Vresalm är globalt rödlistad som DD (Data Deficient) vilket medför ett internationellt ansvar för arten (SLU Artdatabanken, 2024; IUCN, 2017).</w:t>
+        <w:t xml:space="preserve">är ett sällsynt och exklusivt lundgräs som växer i extremrika ädellundskogar och lundar, men även i extremrika kalkbarrskogar. Arten är placerad högst upp i Skogsstyrelsens värdepyramid för bedömning av skog med höga naturvärden och på växtplatserna finns normalt många andra rödlistade och hotade arter. Strävlosta är typisk art för </w:t>
+      </w:r>
+      <w:r>
+        <w:rPr>
+          <w:i/>
+        </w:rPr>
+        <w:t xml:space="preserve">9050 Näringsrik granskog, 9020 Nordlig ädellövskog, 9130 Näringsrik bokskog </w:t>
+      </w:r>
+      <w:r>
+        <w:t xml:space="preserve">och </w:t>
+      </w:r>
+      <w:r>
+        <w:rPr>
+          <w:i/>
+        </w:rPr>
+        <w:t>9180 Ädellövskog i branter</w:t>
+      </w:r>
+      <w:r>
+        <w:t xml:space="preserve"> (Nitare &amp; Skogsstyrelsen, 2019; SLU Artdatabanken, 2025).</w:t>
       </w:r>
     </w:p>
     <w:sectPr>
@@ -307,7 +307,7 @@
     <w:r>
       <w:tab/>
       <w:tab/>
-      <w:t>2026-06-20</w:t>
+      <w:t>2026-06-21</w:t>
       <w:br/>
       <w:br/>
     </w:r>

--- a/tillsyn/A 7960-2023 tillsynsbegäran.docx
+++ b/tillsyn/A 7960-2023 tillsynsbegäran.docx
@@ -307,7 +307,7 @@
     <w:r>
       <w:tab/>
       <w:tab/>
-      <w:t>2026-06-21</w:t>
+      <w:t>2026-06-22</w:t>
       <w:br/>
       <w:br/>
     </w:r>

--- a/tillsyn/A 7960-2023 tillsynsbegäran.docx
+++ b/tillsyn/A 7960-2023 tillsynsbegäran.docx
@@ -307,7 +307,7 @@
     <w:r>
       <w:tab/>
       <w:tab/>
-      <w:t>2026-06-22</w:t>
+      <w:t>2026-06-23</w:t>
       <w:br/>
       <w:br/>
     </w:r>

--- a/tillsyn/A 7960-2023 tillsynsbegäran.docx
+++ b/tillsyn/A 7960-2023 tillsynsbegäran.docx
@@ -307,7 +307,7 @@
     <w:r>
       <w:tab/>
       <w:tab/>
-      <w:t>2026-06-23</w:t>
+      <w:t>2026-06-24</w:t>
       <w:br/>
       <w:br/>
     </w:r>

--- a/tillsyn/A 7960-2023 tillsynsbegäran.docx
+++ b/tillsyn/A 7960-2023 tillsynsbegäran.docx
@@ -307,7 +307,7 @@
     <w:r>
       <w:tab/>
       <w:tab/>
-      <w:t>2026-06-24</w:t>
+      <w:t>2026-06-25</w:t>
       <w:br/>
       <w:br/>
     </w:r>

--- a/tillsyn/A 7960-2023 tillsynsbegäran.docx
+++ b/tillsyn/A 7960-2023 tillsynsbegäran.docx
@@ -307,7 +307,7 @@
     <w:r>
       <w:tab/>
       <w:tab/>
-      <w:t>2026-06-25</w:t>
+      <w:t>2026-06-26</w:t>
       <w:br/>
       <w:br/>
     </w:r>

--- a/tillsyn/A 7960-2023 tillsynsbegäran.docx
+++ b/tillsyn/A 7960-2023 tillsynsbegäran.docx
@@ -307,7 +307,7 @@
     <w:r>
       <w:tab/>
       <w:tab/>
-      <w:t>2026-06-26</w:t>
+      <w:t>2026-06-27</w:t>
       <w:br/>
       <w:br/>
     </w:r>

--- a/tillsyn/A 7960-2023 tillsynsbegäran.docx
+++ b/tillsyn/A 7960-2023 tillsynsbegäran.docx
@@ -307,7 +307,7 @@
     <w:r>
       <w:tab/>
       <w:tab/>
-      <w:t>2026-06-27</w:t>
+      <w:t>2026-06-28</w:t>
       <w:br/>
       <w:br/>
     </w:r>

--- a/tillsyn/A 7960-2023 tillsynsbegäran.docx
+++ b/tillsyn/A 7960-2023 tillsynsbegäran.docx
@@ -307,7 +307,7 @@
     <w:r>
       <w:tab/>
       <w:tab/>
-      <w:t>2026-06-28</w:t>
+      <w:t>2026-06-29</w:t>
       <w:br/>
       <w:br/>
     </w:r>

--- a/tillsyn/A 7960-2023 tillsynsbegäran.docx
+++ b/tillsyn/A 7960-2023 tillsynsbegäran.docx
@@ -307,7 +307,7 @@
     <w:r>
       <w:tab/>
       <w:tab/>
-      <w:t>2026-06-29</w:t>
+      <w:t>2026-06-30</w:t>
       <w:br/>
       <w:br/>
     </w:r>

--- a/tillsyn/A 7960-2023 tillsynsbegäran.docx
+++ b/tillsyn/A 7960-2023 tillsynsbegäran.docx
@@ -307,7 +307,7 @@
     <w:r>
       <w:tab/>
       <w:tab/>
-      <w:t>2026-06-30</w:t>
+      <w:t>2026-07-01</w:t>
       <w:br/>
       <w:br/>
     </w:r>

--- a/tillsyn/A 7960-2023 tillsynsbegäran.docx
+++ b/tillsyn/A 7960-2023 tillsynsbegäran.docx
@@ -307,7 +307,7 @@
     <w:r>
       <w:tab/>
       <w:tab/>
-      <w:t>2026-07-01</w:t>
+      <w:t>2026-07-02</w:t>
       <w:br/>
       <w:br/>
     </w:r>

--- a/tillsyn/A 7960-2023 tillsynsbegäran.docx
+++ b/tillsyn/A 7960-2023 tillsynsbegäran.docx
@@ -307,7 +307,7 @@
     <w:r>
       <w:tab/>
       <w:tab/>
-      <w:t>2026-07-13</w:t>
+      <w:t>2026-07-14</w:t>
       <w:br/>
       <w:br/>
     </w:r>

--- a/tillsyn/A 7960-2023 tillsynsbegäran.docx
+++ b/tillsyn/A 7960-2023 tillsynsbegäran.docx
@@ -307,7 +307,7 @@
     <w:r>
       <w:tab/>
       <w:tab/>
-      <w:t>2026-07-14</w:t>
+      <w:t>2026-07-15</w:t>
       <w:br/>
       <w:br/>
     </w:r>

--- a/tillsyn/A 7960-2023 tillsynsbegäran.docx
+++ b/tillsyn/A 7960-2023 tillsynsbegäran.docx
@@ -307,7 +307,7 @@
     <w:r>
       <w:tab/>
       <w:tab/>
-      <w:t>2026-07-15</w:t>
+      <w:t>2026-07-16</w:t>
       <w:br/>
       <w:br/>
     </w:r>

--- a/tillsyn/A 7960-2023 tillsynsbegäran.docx
+++ b/tillsyn/A 7960-2023 tillsynsbegäran.docx
@@ -307,7 +307,7 @@
     <w:r>
       <w:tab/>
       <w:tab/>
-      <w:t>2026-07-16</w:t>
+      <w:t>2026-07-17</w:t>
       <w:br/>
       <w:br/>
     </w:r>

--- a/tillsyn/A 7960-2023 tillsynsbegäran.docx
+++ b/tillsyn/A 7960-2023 tillsynsbegäran.docx
@@ -307,7 +307,7 @@
     <w:r>
       <w:tab/>
       <w:tab/>
-      <w:t>2026-07-17</w:t>
+      <w:t>2026-07-18</w:t>
       <w:br/>
       <w:br/>
     </w:r>

--- a/tillsyn/A 7960-2023 tillsynsbegäran.docx
+++ b/tillsyn/A 7960-2023 tillsynsbegäran.docx
@@ -307,7 +307,7 @@
     <w:r>
       <w:tab/>
       <w:tab/>
-      <w:t>2026-07-18</w:t>
+      <w:t>2026-07-19</w:t>
       <w:br/>
       <w:br/>
     </w:r>

--- a/tillsyn/A 7960-2023 tillsynsbegäran.docx
+++ b/tillsyn/A 7960-2023 tillsynsbegäran.docx
@@ -307,7 +307,7 @@
     <w:r>
       <w:tab/>
       <w:tab/>
-      <w:t>2026-07-19</w:t>
+      <w:t>2026-07-20</w:t>
       <w:br/>
       <w:br/>
     </w:r>

--- a/tillsyn/A 7960-2023 tillsynsbegäran.docx
+++ b/tillsyn/A 7960-2023 tillsynsbegäran.docx
@@ -307,7 +307,7 @@
     <w:r>
       <w:tab/>
       <w:tab/>
-      <w:t>2026-07-20</w:t>
+      <w:t>2026-07-21</w:t>
       <w:br/>
       <w:br/>
     </w:r>

--- a/tillsyn/A 7960-2023 tillsynsbegäran.docx
+++ b/tillsyn/A 7960-2023 tillsynsbegäran.docx
@@ -307,7 +307,7 @@
     <w:r>
       <w:tab/>
       <w:tab/>
-      <w:t>2026-07-21</w:t>
+      <w:t>2026-07-22</w:t>
       <w:br/>
       <w:br/>
     </w:r>

--- a/tillsyn/A 7960-2023 tillsynsbegäran.docx
+++ b/tillsyn/A 7960-2023 tillsynsbegäran.docx
@@ -307,7 +307,7 @@
     <w:r>
       <w:tab/>
       <w:tab/>
-      <w:t>2026-07-22</w:t>
+      <w:t>2026-07-23</w:t>
       <w:br/>
       <w:br/>
     </w:r>

--- a/tillsyn/A 7960-2023 tillsynsbegäran.docx
+++ b/tillsyn/A 7960-2023 tillsynsbegäran.docx
@@ -307,7 +307,7 @@
     <w:r>
       <w:tab/>
       <w:tab/>
-      <w:t>2026-07-23</w:t>
+      <w:t>2026-07-24</w:t>
       <w:br/>
       <w:br/>
     </w:r>

--- a/tillsyn/A 7960-2023 tillsynsbegäran.docx
+++ b/tillsyn/A 7960-2023 tillsynsbegäran.docx
@@ -307,7 +307,7 @@
     <w:r>
       <w:tab/>
       <w:tab/>
-      <w:t>2026-07-24</w:t>
+      <w:t>2026-07-25</w:t>
       <w:br/>
       <w:br/>
     </w:r>

--- a/tillsyn/A 7960-2023 tillsynsbegäran.docx
+++ b/tillsyn/A 7960-2023 tillsynsbegäran.docx
@@ -307,7 +307,7 @@
     <w:r>
       <w:tab/>
       <w:tab/>
-      <w:t>2026-07-25</w:t>
+      <w:t>2026-07-26</w:t>
       <w:br/>
       <w:br/>
     </w:r>

--- a/tillsyn/A 7960-2023 tillsynsbegäran.docx
+++ b/tillsyn/A 7960-2023 tillsynsbegäran.docx
@@ -307,7 +307,7 @@
     <w:r>
       <w:tab/>
       <w:tab/>
-      <w:t>2026-07-26</w:t>
+      <w:t>2026-07-27</w:t>
       <w:br/>
       <w:br/>
     </w:r>

--- a/tillsyn/A 7960-2023 tillsynsbegäran.docx
+++ b/tillsyn/A 7960-2023 tillsynsbegäran.docx
@@ -307,7 +307,7 @@
     <w:r>
       <w:tab/>
       <w:tab/>
-      <w:t>2026-07-27</w:t>
+      <w:t>2026-07-28</w:t>
       <w:br/>
       <w:br/>
     </w:r>

--- a/tillsyn/A 7960-2023 tillsynsbegäran.docx
+++ b/tillsyn/A 7960-2023 tillsynsbegäran.docx
@@ -307,7 +307,7 @@
     <w:r>
       <w:tab/>
       <w:tab/>
-      <w:t>2026-07-28</w:t>
+      <w:t>2026-07-29</w:t>
       <w:br/>
       <w:br/>
     </w:r>

--- a/tillsyn/A 7960-2023 tillsynsbegäran.docx
+++ b/tillsyn/A 7960-2023 tillsynsbegäran.docx
@@ -307,7 +307,7 @@
     <w:r>
       <w:tab/>
       <w:tab/>
-      <w:t>2026-07-29</w:t>
+      <w:t>2026-07-30</w:t>
       <w:br/>
       <w:br/>
     </w:r>

--- a/tillsyn/A 7960-2023 tillsynsbegäran.docx
+++ b/tillsyn/A 7960-2023 tillsynsbegäran.docx
@@ -307,7 +307,7 @@
     <w:r>
       <w:tab/>
       <w:tab/>
-      <w:t>2026-07-30</w:t>
+      <w:t>2026-07-31</w:t>
       <w:br/>
       <w:br/>
     </w:r>

--- a/tillsyn/A 7960-2023 tillsynsbegäran.docx
+++ b/tillsyn/A 7960-2023 tillsynsbegäran.docx
@@ -307,7 +307,7 @@
     <w:r>
       <w:tab/>
       <w:tab/>
-      <w:t>2026-07-31</w:t>
+      <w:t>2026-08-01</w:t>
       <w:br/>
       <w:br/>
     </w:r>

--- a/tillsyn/A 7960-2023 tillsynsbegäran.docx
+++ b/tillsyn/A 7960-2023 tillsynsbegäran.docx
@@ -307,7 +307,7 @@
     <w:r>
       <w:tab/>
       <w:tab/>
-      <w:t>2026-08-01</w:t>
+      <w:t>2026-08-02</w:t>
       <w:br/>
       <w:br/>
     </w:r>

--- a/tillsyn/A 7960-2023 tillsynsbegäran.docx
+++ b/tillsyn/A 7960-2023 tillsynsbegäran.docx
@@ -307,7 +307,7 @@
     <w:r>
       <w:tab/>
       <w:tab/>
-      <w:t>2026-08-02</w:t>
+      <w:t>2026-08-03</w:t>
       <w:br/>
       <w:br/>
     </w:r>

--- a/tillsyn/A 7960-2023 tillsynsbegäran.docx
+++ b/tillsyn/A 7960-2023 tillsynsbegäran.docx
@@ -307,7 +307,7 @@
     <w:r>
       <w:tab/>
       <w:tab/>
-      <w:t>2026-08-03</w:t>
+      <w:t>2026-08-04</w:t>
       <w:br/>
       <w:br/>
     </w:r>

--- a/tillsyn/A 7960-2023 tillsynsbegäran.docx
+++ b/tillsyn/A 7960-2023 tillsynsbegäran.docx
@@ -307,7 +307,7 @@
     <w:r>
       <w:tab/>
       <w:tab/>
-      <w:t>2026-08-04</w:t>
+      <w:t>2026-08-05</w:t>
       <w:br/>
       <w:br/>
     </w:r>

--- a/tillsyn/A 7960-2023 tillsynsbegäran.docx
+++ b/tillsyn/A 7960-2023 tillsynsbegäran.docx
@@ -307,7 +307,7 @@
     <w:r>
       <w:tab/>
       <w:tab/>
-      <w:t>2026-08-05</w:t>
+      <w:t>2026-08-07</w:t>
       <w:br/>
       <w:br/>
     </w:r>

--- a/tillsyn/A 7960-2023 tillsynsbegäran.docx
+++ b/tillsyn/A 7960-2023 tillsynsbegäran.docx
@@ -307,7 +307,7 @@
     <w:r>
       <w:tab/>
       <w:tab/>
-      <w:t>2026-08-07</w:t>
+      <w:t>2026-08-08</w:t>
       <w:br/>
       <w:br/>
     </w:r>

--- a/tillsyn/A 7960-2023 tillsynsbegäran.docx
+++ b/tillsyn/A 7960-2023 tillsynsbegäran.docx
@@ -60,7 +60,7 @@
         <w:spacing w:after="240"/>
       </w:pPr>
       <w:r>
-        <w:t>Figur 1. Fyndplatser för naturvårdsarter inom 25 meter från avverkningsanmälan. Markörer utan svart kant är placerade på fyndplatsen. Markörer med svart kant är placerade vid sidan av fyndplatsen har ett svart streck som visar fyndplatsens exakta position. Kartans mittpunktskoordinat är N 6285390, E 599122 i SWEREF 99 TM.</w:t>
+        <w:t>Figur 1. Fyndplatser för naturvårdsarter inom 25 meter från avverkningsanmälan. Markörer utan svart kant är placerade på fyndplatsen. Markörer med svart kant är placerade vid sidan av fyndplatsen och har ett svart streck som visar fyndplatsens exakta position. Kartans mittpunktskoordinat är N 6285390, E 599122 i SWEREF 99 TM.</w:t>
       </w:r>
     </w:p>
     <w:p>
@@ -307,7 +307,7 @@
     <w:r>
       <w:tab/>
       <w:tab/>
-      <w:t>2026-08-14</w:t>
+      <w:t>2026-08-15</w:t>
       <w:br/>
       <w:br/>
     </w:r>

--- a/tillsyn/A 7960-2023 tillsynsbegäran.docx
+++ b/tillsyn/A 7960-2023 tillsynsbegäran.docx
@@ -307,7 +307,7 @@
     <w:r>
       <w:tab/>
       <w:tab/>
-      <w:t>2026-08-15</w:t>
+      <w:t>2026-08-16</w:t>
       <w:br/>
       <w:br/>
     </w:r>

--- a/tillsyn/A 7960-2023 tillsynsbegäran.docx
+++ b/tillsyn/A 7960-2023 tillsynsbegäran.docx
@@ -307,7 +307,7 @@
     <w:r>
       <w:tab/>
       <w:tab/>
-      <w:t>2026-08-16</w:t>
+      <w:t>2026-08-17</w:t>
       <w:br/>
       <w:br/>
     </w:r>

--- a/tillsyn/A 7960-2023 tillsynsbegäran.docx
+++ b/tillsyn/A 7960-2023 tillsynsbegäran.docx
@@ -307,7 +307,7 @@
     <w:r>
       <w:tab/>
       <w:tab/>
-      <w:t>2026-08-17</w:t>
+      <w:t>2026-08-18</w:t>
       <w:br/>
       <w:br/>
     </w:r>

--- a/tillsyn/A 7960-2023 tillsynsbegäran.docx
+++ b/tillsyn/A 7960-2023 tillsynsbegäran.docx
@@ -307,7 +307,7 @@
     <w:r>
       <w:tab/>
       <w:tab/>
-      <w:t>2026-08-18</w:t>
+      <w:t>2026-08-19</w:t>
       <w:br/>
       <w:br/>
     </w:r>

--- a/tillsyn/A 7960-2023 tillsynsbegäran.docx
+++ b/tillsyn/A 7960-2023 tillsynsbegäran.docx
@@ -307,7 +307,7 @@
     <w:r>
       <w:tab/>
       <w:tab/>
-      <w:t>2026-08-19</w:t>
+      <w:t>2026-08-20</w:t>
       <w:br/>
       <w:br/>
     </w:r>

--- a/tillsyn/A 7960-2023 tillsynsbegäran.docx
+++ b/tillsyn/A 7960-2023 tillsynsbegäran.docx
@@ -307,7 +307,7 @@
     <w:r>
       <w:tab/>
       <w:tab/>
-      <w:t>2026-08-20</w:t>
+      <w:t>2026-08-21</w:t>
       <w:br/>
       <w:br/>
     </w:r>

--- a/tillsyn/A 7960-2023 tillsynsbegäran.docx
+++ b/tillsyn/A 7960-2023 tillsynsbegäran.docx
@@ -307,7 +307,7 @@
     <w:r>
       <w:tab/>
       <w:tab/>
-      <w:t>2026-08-21</w:t>
+      <w:t>2026-08-22</w:t>
       <w:br/>
       <w:br/>
     </w:r>

--- a/tillsyn/A 7960-2023 tillsynsbegäran.docx
+++ b/tillsyn/A 7960-2023 tillsynsbegäran.docx
@@ -307,7 +307,7 @@
     <w:r>
       <w:tab/>
       <w:tab/>
-      <w:t>2026-08-22</w:t>
+      <w:t>2026-08-23</w:t>
       <w:br/>
       <w:br/>
     </w:r>

--- a/tillsyn/A 7960-2023 tillsynsbegäran.docx
+++ b/tillsyn/A 7960-2023 tillsynsbegäran.docx
@@ -307,7 +307,7 @@
     <w:r>
       <w:tab/>
       <w:tab/>
-      <w:t>2026-08-23</w:t>
+      <w:t>2026-08-24</w:t>
       <w:br/>
       <w:br/>
     </w:r>

--- a/tillsyn/A 7960-2023 tillsynsbegäran.docx
+++ b/tillsyn/A 7960-2023 tillsynsbegäran.docx
@@ -307,7 +307,7 @@
     <w:r>
       <w:tab/>
       <w:tab/>
-      <w:t>2026-08-24</w:t>
+      <w:t>2026-08-25</w:t>
       <w:br/>
       <w:br/>
     </w:r>

--- a/tillsyn/A 7960-2023 tillsynsbegäran.docx
+++ b/tillsyn/A 7960-2023 tillsynsbegäran.docx
@@ -307,7 +307,7 @@
     <w:r>
       <w:tab/>
       <w:tab/>
-      <w:t>2026-08-25</w:t>
+      <w:t>2026-08-26</w:t>
       <w:br/>
       <w:br/>
     </w:r>

--- a/tillsyn/A 7960-2023 tillsynsbegäran.docx
+++ b/tillsyn/A 7960-2023 tillsynsbegäran.docx
@@ -307,7 +307,7 @@
     <w:r>
       <w:tab/>
       <w:tab/>
-      <w:t>2026-08-26</w:t>
+      <w:t>2026-08-27</w:t>
       <w:br/>
       <w:br/>
     </w:r>

--- a/tillsyn/A 7960-2023 tillsynsbegäran.docx
+++ b/tillsyn/A 7960-2023 tillsynsbegäran.docx
@@ -307,7 +307,7 @@
     <w:r>
       <w:tab/>
       <w:tab/>
-      <w:t>2026-08-27</w:t>
+      <w:t>2026-08-28</w:t>
       <w:br/>
       <w:br/>
     </w:r>

--- a/tillsyn/A 7960-2023 tillsynsbegäran.docx
+++ b/tillsyn/A 7960-2023 tillsynsbegäran.docx
@@ -307,7 +307,7 @@
     <w:r>
       <w:tab/>
       <w:tab/>
-      <w:t>2026-08-28</w:t>
+      <w:t>2026-08-29</w:t>
       <w:br/>
       <w:br/>
     </w:r>

--- a/tillsyn/A 7960-2023 tillsynsbegäran.docx
+++ b/tillsyn/A 7960-2023 tillsynsbegäran.docx
@@ -307,7 +307,7 @@
     <w:r>
       <w:tab/>
       <w:tab/>
-      <w:t>2026-08-29</w:t>
+      <w:t>2026-08-31</w:t>
       <w:br/>
       <w:br/>
     </w:r>

--- a/tillsyn/A 7960-2023 tillsynsbegäran.docx
+++ b/tillsyn/A 7960-2023 tillsynsbegäran.docx
@@ -307,7 +307,7 @@
     <w:r>
       <w:tab/>
       <w:tab/>
-      <w:t>2026-08-31</w:t>
+      <w:t>2026-09-01</w:t>
       <w:br/>
       <w:br/>
     </w:r>

--- a/tillsyn/A 7960-2023 tillsynsbegäran.docx
+++ b/tillsyn/A 7960-2023 tillsynsbegäran.docx
@@ -307,7 +307,7 @@
     <w:r>
       <w:tab/>
       <w:tab/>
-      <w:t>2026-09-01</w:t>
+      <w:t>2026-09-02</w:t>
       <w:br/>
       <w:br/>
     </w:r>

--- a/tillsyn/A 7960-2023 tillsynsbegäran.docx
+++ b/tillsyn/A 7960-2023 tillsynsbegäran.docx
@@ -307,7 +307,7 @@
     <w:r>
       <w:tab/>
       <w:tab/>
-      <w:t>2026-09-02</w:t>
+      <w:t>2026-09-03</w:t>
       <w:br/>
       <w:br/>
     </w:r>

--- a/tillsyn/A 7960-2023 tillsynsbegäran.docx
+++ b/tillsyn/A 7960-2023 tillsynsbegäran.docx
@@ -307,7 +307,7 @@
     <w:r>
       <w:tab/>
       <w:tab/>
-      <w:t>2026-09-03</w:t>
+      <w:t>2026-09-04</w:t>
       <w:br/>
       <w:br/>
     </w:r>

--- a/tillsyn/A 7960-2023 tillsynsbegäran.docx
+++ b/tillsyn/A 7960-2023 tillsynsbegäran.docx
@@ -307,7 +307,7 @@
     <w:r>
       <w:tab/>
       <w:tab/>
-      <w:t>2026-09-04</w:t>
+      <w:t>2026-09-05</w:t>
       <w:br/>
       <w:br/>
     </w:r>
